--- a/Informe de Pasantias/Informe de Pasantías.docx
+++ b/Informe de Pasantias/Informe de Pasantías.docx
@@ -1092,7 +1092,7 @@
           <w:lang w:val="es-VE" w:eastAsia="es-VE"/>
         </w:rPr>
         <w:drawing>
-          <wp:anchor distT="0" distB="0" distL="114300" distR="114300" simplePos="0" relativeHeight="251679744" behindDoc="0" locked="0" layoutInCell="1" allowOverlap="1" wp14:anchorId="712033F6" wp14:editId="10D9E62F">
+          <wp:anchor distT="0" distB="0" distL="114300" distR="114300" simplePos="0" relativeHeight="251679744" behindDoc="0" locked="0" layoutInCell="1" allowOverlap="1" wp14:anchorId="712033F6" wp14:editId="65178692">
             <wp:simplePos x="0" y="0"/>
             <wp:positionH relativeFrom="column">
               <wp:posOffset>3328901</wp:posOffset>
@@ -1927,12 +1927,21 @@
         </w:rPr>
       </w:pPr>
       <w:bookmarkStart w:id="6" w:name="_Toc231540273"/>
-      <w:r>
-        <w:rPr>
-          <w:b/>
-          <w:bCs/>
-        </w:rPr>
-        <w:t>Msc. Omar Gonzáles Garcés</w:t>
+      <w:proofErr w:type="spellStart"/>
+      <w:r>
+        <w:rPr>
+          <w:b/>
+          <w:bCs/>
+        </w:rPr>
+        <w:t>Msc</w:t>
+      </w:r>
+      <w:proofErr w:type="spellEnd"/>
+      <w:r>
+        <w:rPr>
+          <w:b/>
+          <w:bCs/>
+        </w:rPr>
+        <w:t>. Omar Gonzáles Garcés</w:t>
       </w:r>
       <w:bookmarkEnd w:id="6"/>
     </w:p>
@@ -2032,8 +2041,9 @@
           <w:bCs/>
           <w:lang w:val="es-VE"/>
         </w:rPr>
-        <w:t>__________pt</w:t>
-      </w:r>
+        <w:t>__________</w:t>
+      </w:r>
+      <w:proofErr w:type="spellStart"/>
       <w:r>
         <w:rPr>
           <w:rFonts w:cs="Arial"/>
@@ -2041,8 +2051,18 @@
           <w:bCs/>
           <w:lang w:val="es-VE"/>
         </w:rPr>
+        <w:t>pt</w:t>
+      </w:r>
+      <w:r>
+        <w:rPr>
+          <w:rFonts w:cs="Arial"/>
+          <w:b/>
+          <w:bCs/>
+          <w:lang w:val="es-VE"/>
+        </w:rPr>
         <w:t>s</w:t>
       </w:r>
+      <w:proofErr w:type="spellEnd"/>
     </w:p>
     <w:p>
       <w:pPr>
@@ -9991,7 +10011,23 @@
           <w:b/>
           <w:bCs/>
         </w:rPr>
-        <w:t>(Cont…)</w:t>
+        <w:t>(</w:t>
+      </w:r>
+      <w:proofErr w:type="spellStart"/>
+      <w:r>
+        <w:rPr>
+          <w:b/>
+          <w:bCs/>
+        </w:rPr>
+        <w:t>Cont</w:t>
+      </w:r>
+      <w:proofErr w:type="spellEnd"/>
+      <w:r>
+        <w:rPr>
+          <w:b/>
+          <w:bCs/>
+        </w:rPr>
+        <w:t>…)</w:t>
       </w:r>
     </w:p>
     <w:tbl>
@@ -12075,7 +12111,27 @@
                 <w:sz w:val="16"/>
                 <w:szCs w:val="16"/>
               </w:rPr>
-              <w:t>Realización de Inventario de Tóners de impresoras.</w:t>
+              <w:t xml:space="preserve">Realización de Inventario de </w:t>
+            </w:r>
+            <w:proofErr w:type="spellStart"/>
+            <w:r>
+              <w:rPr>
+                <w:b/>
+                <w:bCs/>
+                <w:sz w:val="16"/>
+                <w:szCs w:val="16"/>
+              </w:rPr>
+              <w:t>Tóners</w:t>
+            </w:r>
+            <w:proofErr w:type="spellEnd"/>
+            <w:r>
+              <w:rPr>
+                <w:b/>
+                <w:bCs/>
+                <w:sz w:val="16"/>
+                <w:szCs w:val="16"/>
+              </w:rPr>
+              <w:t xml:space="preserve"> de impresoras.</w:t>
             </w:r>
           </w:p>
         </w:tc>
@@ -12406,6 +12462,7 @@
                 <w:lang w:val="es-VE"/>
               </w:rPr>
             </w:pPr>
+            <w:proofErr w:type="spellStart"/>
             <w:r>
               <w:rPr>
                 <w:b/>
@@ -12414,7 +12471,18 @@
                 <w:szCs w:val="16"/>
                 <w:lang w:val="es-VE"/>
               </w:rPr>
-              <w:t>Tóners de repuesto.</w:t>
+              <w:t>Tóners</w:t>
+            </w:r>
+            <w:proofErr w:type="spellEnd"/>
+            <w:r>
+              <w:rPr>
+                <w:b/>
+                <w:bCs/>
+                <w:sz w:val="16"/>
+                <w:szCs w:val="16"/>
+                <w:lang w:val="es-VE"/>
+              </w:rPr>
+              <w:t xml:space="preserve"> de repuesto.</w:t>
             </w:r>
           </w:p>
         </w:tc>
@@ -16810,7 +16878,15 @@
         <w:t>s</w:t>
       </w:r>
       <w:r>
-        <w:t xml:space="preserve"> utilizados por el departamento en su entorno laboral como Netsupport Manager</w:t>
+        <w:t xml:space="preserve"> utilizados por el departamento en su entorno laboral como </w:t>
+      </w:r>
+      <w:proofErr w:type="spellStart"/>
+      <w:r>
+        <w:t>Netsupport</w:t>
+      </w:r>
+      <w:proofErr w:type="spellEnd"/>
+      <w:r>
+        <w:t xml:space="preserve"> Manager</w:t>
       </w:r>
       <w:r>
         <w:t xml:space="preserve"> y drivers de impresoras</w:t>
@@ -17223,9 +17299,14 @@
         <w:t>5.</w:t>
       </w:r>
       <w:r>
-        <w:t xml:space="preserve"> Conectores rj45 y cable utp</w:t>
+        <w:t xml:space="preserve"> Conectores rj45 y cable </w:t>
+      </w:r>
+      <w:proofErr w:type="spellStart"/>
+      <w:r>
+        <w:t>utp</w:t>
       </w:r>
       <w:bookmarkEnd w:id="88"/>
+      <w:proofErr w:type="spellEnd"/>
     </w:p>
     <w:p>
       <w:pPr>
@@ -17356,7 +17437,15 @@
         <w:t>6</w:t>
       </w:r>
       <w:r>
-        <w:t>. Cable utp con</w:t>
+        <w:t xml:space="preserve">. Cable </w:t>
+      </w:r>
+      <w:proofErr w:type="spellStart"/>
+      <w:r>
+        <w:t>utp</w:t>
+      </w:r>
+      <w:proofErr w:type="spellEnd"/>
+      <w:r>
+        <w:t xml:space="preserve"> con</w:t>
       </w:r>
       <w:r>
         <w:t xml:space="preserve"> el conector rj45</w:t>
@@ -17454,7 +17543,15 @@
         <w:t>7</w:t>
       </w:r>
       <w:r>
-        <w:t>. Cable utp siendo ponchado</w:t>
+        <w:t xml:space="preserve">. Cable </w:t>
+      </w:r>
+      <w:proofErr w:type="spellStart"/>
+      <w:r>
+        <w:t>utp</w:t>
+      </w:r>
+      <w:proofErr w:type="spellEnd"/>
+      <w:r>
+        <w:t xml:space="preserve"> siendo ponchado</w:t>
       </w:r>
       <w:bookmarkEnd w:id="90"/>
     </w:p>
@@ -17502,7 +17599,7 @@
           <w14:ligatures w14:val="standardContextual"/>
         </w:rPr>
         <w:drawing>
-          <wp:inline distT="0" distB="0" distL="0" distR="0" wp14:anchorId="007B39AE" wp14:editId="333B9BEF">
+          <wp:inline distT="0" distB="0" distL="0" distR="0" wp14:anchorId="007B39AE" wp14:editId="7FE3E6BB">
             <wp:extent cx="2520000" cy="3360102"/>
             <wp:effectExtent l="19050" t="19050" r="13970" b="12065"/>
             <wp:docPr id="945337467" name="Imagen 17"/>
@@ -17675,7 +17772,7 @@
           <w:noProof/>
         </w:rPr>
         <w:drawing>
-          <wp:inline distT="0" distB="0" distL="0" distR="0" wp14:anchorId="49ED0CCD" wp14:editId="23A95C03">
+          <wp:inline distT="0" distB="0" distL="0" distR="0" wp14:anchorId="49ED0CCD" wp14:editId="586A44F2">
             <wp:extent cx="2520000" cy="3360102"/>
             <wp:effectExtent l="19050" t="19050" r="13970" b="12065"/>
             <wp:docPr id="616716723" name="Imagen 18"/>
@@ -17862,7 +17959,15 @@
         <w:t xml:space="preserve">es revisar y contar el número </w:t>
       </w:r>
       <w:r>
-        <w:t xml:space="preserve">exacto de todos los tóners disponibles tantos en el almacén del departamento de operaciones como en el departamento de informática, para emitir un listado del inventario actual y </w:t>
+        <w:t xml:space="preserve">exacto de todos los </w:t>
+      </w:r>
+      <w:proofErr w:type="spellStart"/>
+      <w:r>
+        <w:t>tóners</w:t>
+      </w:r>
+      <w:proofErr w:type="spellEnd"/>
+      <w:r>
+        <w:t xml:space="preserve"> disponibles tantos en el almacén del departamento de operaciones como en el departamento de informática, para emitir un listado del inventario actual y </w:t>
       </w:r>
       <w:r>
         <w:lastRenderedPageBreak/>
@@ -17883,8 +17988,13 @@
       <w:r>
         <w:t xml:space="preserve"> </w:t>
       </w:r>
-      <w:r>
-        <w:t>tóners que se consideren</w:t>
+      <w:proofErr w:type="spellStart"/>
+      <w:r>
+        <w:t>tóners</w:t>
+      </w:r>
+      <w:proofErr w:type="spellEnd"/>
+      <w:r>
+        <w:t xml:space="preserve"> que se consideren</w:t>
       </w:r>
       <w:r>
         <w:t xml:space="preserve"> </w:t>
@@ -17973,7 +18083,15 @@
         <w:t xml:space="preserve"> entre ellos, ya sea diferentes de cantidades, si se acabaron o diferencia entre las marcas. </w:t>
       </w:r>
       <w:r>
-        <w:t>Al finalizar, el pasante redacto una nueva lista con los tóners actuales en el inventario.</w:t>
+        <w:t xml:space="preserve">Al finalizar, el pasante redacto una nueva lista con los </w:t>
+      </w:r>
+      <w:proofErr w:type="spellStart"/>
+      <w:r>
+        <w:t>tóners</w:t>
+      </w:r>
+      <w:proofErr w:type="spellEnd"/>
+      <w:r>
+        <w:t xml:space="preserve"> actuales en el inventario.</w:t>
       </w:r>
     </w:p>
     <w:p>
@@ -18054,7 +18172,15 @@
         <w:t xml:space="preserve"> evitando la adquisición de insumos innecesarios, mejorando la eficiencia administrativa del departamento</w:t>
       </w:r>
       <w:r>
-        <w:t>. La siguiente figura 10 consta del listado de tóners redactado por el pasante para su firma y sellado.</w:t>
+        <w:t xml:space="preserve">. La siguiente figura 10 consta del listado de </w:t>
+      </w:r>
+      <w:proofErr w:type="spellStart"/>
+      <w:r>
+        <w:t>tóners</w:t>
+      </w:r>
+      <w:proofErr w:type="spellEnd"/>
+      <w:r>
+        <w:t xml:space="preserve"> redactado por el pasante para su firma y sellado.</w:t>
       </w:r>
     </w:p>
     <w:p>
@@ -18136,7 +18262,15 @@
       </w:pPr>
       <w:bookmarkStart w:id="103" w:name="_Toc232798822"/>
       <w:r>
-        <w:t>Figura 10. Listado de tóners del Departamento de Operaciones</w:t>
+        <w:t xml:space="preserve">Figura 10. Listado de </w:t>
+      </w:r>
+      <w:proofErr w:type="spellStart"/>
+      <w:r>
+        <w:t>tóners</w:t>
+      </w:r>
+      <w:proofErr w:type="spellEnd"/>
+      <w:r>
+        <w:t xml:space="preserve"> del Departamento de Operaciones</w:t>
       </w:r>
       <w:bookmarkEnd w:id="103"/>
     </w:p>
@@ -18278,9 +18412,11 @@
       <w:r>
         <w:t xml:space="preserve">se hacen es cambiar los </w:t>
       </w:r>
+      <w:proofErr w:type="spellStart"/>
       <w:r>
         <w:t>tóners</w:t>
       </w:r>
+      <w:proofErr w:type="spellEnd"/>
       <w:r>
         <w:t xml:space="preserve"> de las impresoras y solucionar los atascos de papel</w:t>
       </w:r>
@@ -18458,7 +18594,7 @@
           <w14:ligatures w14:val="standardContextual"/>
         </w:rPr>
         <w:drawing>
-          <wp:inline distT="0" distB="0" distL="0" distR="0" wp14:anchorId="4B09963D" wp14:editId="5748EC98">
+          <wp:inline distT="0" distB="0" distL="0" distR="0" wp14:anchorId="4B09963D" wp14:editId="6C00091B">
             <wp:extent cx="2519680" cy="2416789"/>
             <wp:effectExtent l="19050" t="19050" r="13970" b="22225"/>
             <wp:docPr id="2062998148" name="Imagen 20"/>
@@ -18686,7 +18822,7 @@
           <w:lang w:eastAsia="es-VE"/>
         </w:rPr>
         <w:drawing>
-          <wp:inline distT="0" distB="0" distL="0" distR="0" wp14:anchorId="0EE1F962" wp14:editId="79B60774">
+          <wp:inline distT="0" distB="0" distL="0" distR="0" wp14:anchorId="0EE1F962" wp14:editId="2EAADD7E">
             <wp:extent cx="2340000" cy="2726570"/>
             <wp:effectExtent l="19050" t="19050" r="22225" b="17145"/>
             <wp:docPr id="1253006196" name="Imagen 26"/>
@@ -19085,7 +19221,7 @@
         </w:rPr>
         <w:lastRenderedPageBreak/>
         <w:drawing>
-          <wp:inline distT="0" distB="0" distL="0" distR="0" wp14:anchorId="74A13A9C" wp14:editId="0F603AA2">
+          <wp:inline distT="0" distB="0" distL="0" distR="0" wp14:anchorId="74A13A9C" wp14:editId="7A83D5B8">
             <wp:extent cx="2340000" cy="1755000"/>
             <wp:effectExtent l="19050" t="19050" r="22225" b="17145"/>
             <wp:docPr id="1800432648" name="Imagen 28"/>
@@ -19435,7 +19571,15 @@
         <w:t xml:space="preserve"> El CPU fue encendido para asegurar la funcionalidad de este.</w:t>
       </w:r>
       <w:r>
-        <w:t xml:space="preserve"> En la figura 17 se aprecia al cpu destapado para su mantenimiento</w:t>
+        <w:t xml:space="preserve"> En la figura 17 se aprecia al </w:t>
+      </w:r>
+      <w:proofErr w:type="spellStart"/>
+      <w:r>
+        <w:t>cpu</w:t>
+      </w:r>
+      <w:proofErr w:type="spellEnd"/>
+      <w:r>
+        <w:t xml:space="preserve"> destapado para su mantenimiento</w:t>
       </w:r>
       <w:r>
         <w:t>, seguido de las figuras 18, 19 y 20 donde se muestran las herramientas mencionadas anteriormente.</w:t>
@@ -19999,7 +20143,15 @@
         <w:t>.</w:t>
       </w:r>
       <w:r>
-        <w:t xml:space="preserve"> En la figura 21 se muestra el cpu ya armado y listo para ser utilizado.</w:t>
+        <w:t xml:space="preserve"> En la figura 21 se muestra el </w:t>
+      </w:r>
+      <w:proofErr w:type="spellStart"/>
+      <w:r>
+        <w:t>cpu</w:t>
+      </w:r>
+      <w:proofErr w:type="spellEnd"/>
+      <w:r>
+        <w:t xml:space="preserve"> ya armado y listo para ser utilizado.</w:t>
       </w:r>
     </w:p>
     <w:p>
@@ -22111,7 +22263,23 @@
         <w:t>el software. Ya instalado, se ejecutó para realizar configuraciones adicionales si es necesario.</w:t>
       </w:r>
       <w:r>
-        <w:t xml:space="preserve"> En las figuras 24, 25 y 26 se visualiza como es el proceso de instalación de NetSupport Manager en una de las computadoras de las oficinas de sisalud.</w:t>
+        <w:t xml:space="preserve"> En las figuras 24, 25 y 26 se visualiza como es el proceso de instalación de </w:t>
+      </w:r>
+      <w:proofErr w:type="spellStart"/>
+      <w:r>
+        <w:t>NetSupport</w:t>
+      </w:r>
+      <w:proofErr w:type="spellEnd"/>
+      <w:r>
+        <w:t xml:space="preserve"> Manager en una de las computadoras de las oficinas de </w:t>
+      </w:r>
+      <w:proofErr w:type="spellStart"/>
+      <w:r>
+        <w:t>sisalud</w:t>
+      </w:r>
+      <w:proofErr w:type="spellEnd"/>
+      <w:r>
+        <w:t>.</w:t>
       </w:r>
     </w:p>
     <w:p>
@@ -22220,9 +22388,14 @@
         <w:t>4</w:t>
       </w:r>
       <w:r>
-        <w:t>. Carpeta con el instalador de NetSupport</w:t>
+        <w:t xml:space="preserve">. Carpeta con el instalador de </w:t>
+      </w:r>
+      <w:proofErr w:type="spellStart"/>
+      <w:r>
+        <w:t>NetSupport</w:t>
       </w:r>
       <w:bookmarkEnd w:id="171"/>
+      <w:proofErr w:type="spellEnd"/>
     </w:p>
     <w:p>
       <w:pPr>
@@ -22340,9 +22513,14 @@
         <w:t>5</w:t>
       </w:r>
       <w:r>
-        <w:t>. Menú de instalación de NetSupport</w:t>
+        <w:t xml:space="preserve">. Menú de instalación de </w:t>
+      </w:r>
+      <w:proofErr w:type="spellStart"/>
+      <w:r>
+        <w:t>NetSupport</w:t>
       </w:r>
       <w:bookmarkEnd w:id="172"/>
+      <w:proofErr w:type="spellEnd"/>
     </w:p>
     <w:p>
       <w:pPr>
@@ -22480,9 +22658,14 @@
         <w:t>6</w:t>
       </w:r>
       <w:r>
-        <w:t>. Configuración de NetSupport</w:t>
+        <w:t xml:space="preserve">. Configuración de </w:t>
+      </w:r>
+      <w:proofErr w:type="spellStart"/>
+      <w:r>
+        <w:t>NetSupport</w:t>
       </w:r>
       <w:bookmarkEnd w:id="173"/>
+      <w:proofErr w:type="spellEnd"/>
     </w:p>
     <w:p>
       <w:pPr>
@@ -23301,7 +23484,15 @@
               <w:ind w:firstLine="0"/>
             </w:pPr>
             <w:r>
-              <w:t>Realización de Inventario de Tóners de impresoras.</w:t>
+              <w:t xml:space="preserve">Realización de Inventario de </w:t>
+            </w:r>
+            <w:proofErr w:type="spellStart"/>
+            <w:r>
+              <w:t>Tóners</w:t>
+            </w:r>
+            <w:proofErr w:type="spellEnd"/>
+            <w:r>
+              <w:t xml:space="preserve"> de impresoras.</w:t>
             </w:r>
           </w:p>
         </w:tc>
@@ -23395,7 +23586,23 @@
           <w:b/>
           <w:bCs/>
         </w:rPr>
-        <w:t>(Cont…)</w:t>
+        <w:t>(</w:t>
+      </w:r>
+      <w:proofErr w:type="spellStart"/>
+      <w:r>
+        <w:rPr>
+          <w:b/>
+          <w:bCs/>
+        </w:rPr>
+        <w:t>Cont</w:t>
+      </w:r>
+      <w:proofErr w:type="spellEnd"/>
+      <w:r>
+        <w:rPr>
+          <w:b/>
+          <w:bCs/>
+        </w:rPr>
+        <w:t>…)</w:t>
       </w:r>
     </w:p>
     <w:tbl>
@@ -23843,7 +24050,15 @@
         <w:t xml:space="preserve"> y</w:t>
       </w:r>
       <w:r>
-        <w:t xml:space="preserve"> herramientas de control remoto como NetSupport Manager, minimizó las incompatibilidades de archivos entre los usuarios. De igual forma, la actualización del inventario de consumibles de impresión optimizó el control de stock, permitiendo proyectar compras de reabastecimiento eficientes y evitar la adquisición de insumos innecesarios. </w:t>
+        <w:t xml:space="preserve"> herramientas de control remoto como </w:t>
+      </w:r>
+      <w:proofErr w:type="spellStart"/>
+      <w:r>
+        <w:t>NetSupport</w:t>
+      </w:r>
+      <w:proofErr w:type="spellEnd"/>
+      <w:r>
+        <w:t xml:space="preserve"> Manager, minimizó las incompatibilidades de archivos entre los usuarios. De igual forma, la actualización del inventario de consumibles de impresión optimizó el control de stock, permitiendo proyectar compras de reabastecimiento eficientes y evitar la adquisición de insumos innecesarios. </w:t>
       </w:r>
     </w:p>
     <w:p>
@@ -23980,7 +24195,15 @@
         <w:pStyle w:val="Tesis"/>
       </w:pPr>
       <w:r>
-        <w:t xml:space="preserve">Para la Universidad Privada Dr. Rafael Belloso Chacín, se recomienda incorporar en los laboratorios de materias como Redes y Seguridad Informática el uso práctico de hardware de control de acceso biométrico y software de administración remota, como NetSupport Manager, dado que son recursos </w:t>
+        <w:t xml:space="preserve">Para la Universidad Privada Dr. Rafael Belloso Chacín, se recomienda incorporar en los laboratorios de materias como Redes y Seguridad Informática el uso práctico de hardware de control de acceso biométrico y software de administración remota, como </w:t>
+      </w:r>
+      <w:proofErr w:type="spellStart"/>
+      <w:r>
+        <w:t>NetSupport</w:t>
+      </w:r>
+      <w:proofErr w:type="spellEnd"/>
+      <w:r>
+        <w:t xml:space="preserve"> Manager, dado que son recursos </w:t>
       </w:r>
       <w:r>
         <w:t xml:space="preserve">que se usan de forma cotidiana </w:t>
@@ -26441,8 +26664,8 @@
   <w:abstractNum w:abstractNumId="16" w15:restartNumberingAfterBreak="0">
     <w:nsid w:val="596679A7"/>
     <w:multiLevelType w:val="hybridMultilevel"/>
-    <w:tmpl w:val="A53A2A60"/>
-    <w:lvl w:ilvl="0" w:tplc="200A000F">
+    <w:tmpl w:val="65784592"/>
+    <w:lvl w:ilvl="0" w:tplc="5CB889F8">
       <w:start w:val="1"/>
       <w:numFmt w:val="decimal"/>
       <w:lvlText w:val="%1."/>
@@ -26450,6 +26673,9 @@
       <w:pPr>
         <w:ind w:left="720" w:hanging="360"/>
       </w:pPr>
+      <w:rPr>
+        <w:rFonts w:ascii="Arial" w:hAnsi="Arial" w:cs="Arial" w:hint="default"/>
+      </w:rPr>
     </w:lvl>
     <w:lvl w:ilvl="1" w:tplc="200A0019" w:tentative="1">
       <w:start w:val="1"/>
